--- a/public/cv/Naun_Flores_CV_ES.docx
+++ b/public/cv/Naun_Flores_CV_ES.docx
@@ -12,7 +12,7 @@
     </w:p>
     <w:p>
       <w:r>
-        <w:t xml:space="preserve">Developer Senior Odoo y Consultor Funcional. Ingeniero de Sistemas Informáticos.</w:t>
+        <w:t xml:space="preserve">Consultor de tecnología y desarrollador de software. Developer Senior Odoo. Implemento sistemas de gestión e inventario en empresas grandes.</w:t>
       </w:r>
     </w:p>
     <w:p>
@@ -33,7 +33,7 @@
     </w:p>
     <w:p>
       <w:r>
-        <w:t xml:space="preserve">Ingeniero de sistemas que diseña, desarrolla e implementa soluciones ERP con Odoo de principio a fin. Desde 2020 he trabajado con todas las versiones de Odoo, de la 11 a la 19, escribiendo módulos a medida, migrando bases de datos entre versiones e integrando Odoo con sistemas externos con Python y FastAPI. En lo funcional me especializo en contabilidad y nómina, y también configuro flujos de ventas, inventario y compras. Actualmente lidero el equipo de desarrollo e implementación en GRUPO SOLUTECNO, donde convierto requerimientos de negocio en software funcionando y acompaño a los clientes desde el análisis hasta la puesta en marcha.</w:t>
+        <w:t xml:space="preserve">Ingeniero de sistemas y consultor de tecnología que convierte procesos de negocio en software funcionando. Desde 2020 lidero implementaciones de Odoo de principio a fin en GRUPO SOLUTECNO, en todas las versiones de la 11 a la 19: análisis de requerimientos, módulos a medida en Python y OWL, migraciones de datos, integraciones con FastAPI y puesta en marcha. Me especializo en contabilidad y nómina, y he implementado sistemas de gestión e inventario en operaciones grandes. También construyo productos propios, como LexOS, un abogado virtual con toda la jurisprudencia de El Salvador.</w:t>
       </w:r>
     </w:p>
     <w:p>
@@ -61,11 +61,6 @@
       </w:r>
     </w:p>
     <w:p>
-      <w:r>
-        <w:t xml:space="preserve">Desarrollo módulos de Odoo en las versiones 11 a 19 y lidero el equipo que los implementa en empresas cliente, como consultor funcional de contabilidad y nómina.</w:t>
-      </w:r>
-    </w:p>
-    <w:p>
       <w:pPr>
         <w:pStyle w:val="ListParagraph"/>
         <w:numPr>
@@ -154,6 +149,26 @@
         <w:pStyle w:val="Heading1"/>
       </w:pPr>
       <w:r>
+        <w:t xml:space="preserve">Proyectos</w:t>
+      </w:r>
+    </w:p>
+    <w:p>
+      <w:pPr>
+        <w:pStyle w:val="ListParagraph"/>
+        <w:numPr>
+          <w:ilvl w:val="0"/>
+          <w:numId w:val="1"/>
+        </w:numPr>
+      </w:pPr>
+      <w:r>
+        <w:t xml:space="preserve">LexOS: Un abogado virtual con toda la jurisprudencia de El Salvador.</w:t>
+      </w:r>
+    </w:p>
+    <w:p>
+      <w:pPr>
+        <w:pStyle w:val="Heading1"/>
+      </w:pPr>
+      <w:r>
         <w:t xml:space="preserve">Áreas funcionales</w:t>
       </w:r>
     </w:p>
@@ -202,7 +217,7 @@
         </w:numPr>
       </w:pPr>
       <w:r>
-        <w:t xml:space="preserve">Inventario: Control de existencias, valoración de inventario, trazabilidad por lotes y números de serie.</w:t>
+        <w:t xml:space="preserve">Inventario: Control y valoración de existencias, trazabilidad por lotes y números de serie, catálogos grandes.</w:t>
       </w:r>
     </w:p>
     <w:p>
@@ -218,11 +233,6 @@
       </w:r>
     </w:p>
     <w:p>
-      <w:r>
-        <w:t xml:space="preserve">Versiones de Odoo: 11, 12, 13, 14, 15, 16, 17, 18, 19.</w:t>
-      </w:r>
-    </w:p>
-    <w:p>
       <w:pPr>
         <w:pStyle w:val="Heading1"/>
       </w:pPr>
@@ -232,7 +242,7 @@
     </w:p>
     <w:p>
       <w:r>
-        <w:t xml:space="preserve">Python, Odoo ORM, OWL, JavaScript, XML / QWeb, FastAPI, PostgreSQL, Git.</w:t>
+        <w:t xml:space="preserve">Odoo, Python, OWL, FastAPI, JavaScript, PostgreSQL, XML / QWeb, Git.</w:t>
       </w:r>
     </w:p>
     <w:p>
@@ -269,7 +279,7 @@
     </w:p>
     <w:p>
       <w:r>
-        <w:t xml:space="preserve">Español: Nativo</w:t>
+        <w:t xml:space="preserve">Español: Nativo. Inglés: Intermedio</w:t>
       </w:r>
     </w:p>
     <w:sectPr>

--- a/public/cv/Naun_Flores_CV_ES.docx
+++ b/public/cv/Naun_Flores_CV_ES.docx
@@ -6,6 +6,54 @@
       <w:pPr>
         <w:pStyle w:val="Title"/>
       </w:pPr>
+      <w:r>
+        <w:drawing>
+          <wp:anchor distT="0" distB="0" distL="182880" distR="0" simplePos="0" allowOverlap="1" behindDoc="0" locked="0" layoutInCell="1" relativeHeight="863600">
+            <wp:simplePos x="0" y="0"/>
+            <wp:positionH relativeFrom="margin">
+              <wp:align>right</wp:align>
+            </wp:positionH>
+            <wp:positionV relativeFrom="margin">
+              <wp:align>top</wp:align>
+            </wp:positionV>
+            <wp:extent cx="863600" cy="863600"/>
+            <wp:effectExtent t="0" r="0" b="0" l="0"/>
+            <wp:wrapSquare wrapText="left" distL="182880"/>
+            <wp:docPr id="2" name="Naun Flores" descr="Naun Flores" title="Naun Flores"/>
+            <wp:cNvGraphicFramePr>
+              <a:graphicFrameLocks xmlns:a="http://schemas.openxmlformats.org/drawingml/2006/main" noChangeAspect="1"/>
+            </wp:cNvGraphicFramePr>
+            <a:graphic xmlns:a="http://schemas.openxmlformats.org/drawingml/2006/main">
+              <a:graphicData uri="http://schemas.openxmlformats.org/drawingml/2006/picture">
+                <pic:pic xmlns:pic="http://schemas.openxmlformats.org/drawingml/2006/picture">
+                  <pic:nvPicPr>
+                    <pic:cNvPr id="0" name="" descr=""/>
+                    <pic:cNvPicPr>
+                      <a:picLocks noChangeAspect="1" noChangeArrowheads="1"/>
+                    </pic:cNvPicPr>
+                  </pic:nvPicPr>
+                  <pic:blipFill>
+                    <a:blip r:embed="rId7" cstate="none"/>
+                    <a:srcRect/>
+                    <a:stretch>
+                      <a:fillRect/>
+                    </a:stretch>
+                  </pic:blipFill>
+                  <pic:spPr bwMode="auto">
+                    <a:xfrm>
+                      <a:off x="0" y="0"/>
+                      <a:ext cx="863600" cy="863600"/>
+                    </a:xfrm>
+                    <a:prstGeom prst="rect">
+                      <a:avLst/>
+                    </a:prstGeom>
+                  </pic:spPr>
+                </pic:pic>
+              </a:graphicData>
+            </a:graphic>
+          </wp:anchor>
+        </w:drawing>
+      </w:r>
       <w:r>
         <w:t xml:space="preserve">Naun Flores</w:t>
       </w:r>

--- a/public/cv/Naun_Flores_CV_ES.docx
+++ b/public/cv/Naun_Flores_CV_ES.docx
@@ -8,7 +8,7 @@
       </w:pPr>
       <w:r>
         <w:drawing>
-          <wp:anchor distT="0" distB="0" distL="182880" distR="0" simplePos="0" allowOverlap="1" behindDoc="0" locked="0" layoutInCell="1" relativeHeight="863600">
+          <wp:anchor distT="0" distB="0" distL="182880" distR="0" simplePos="0" allowOverlap="1" behindDoc="0" locked="0" layoutInCell="1" relativeHeight="965200">
             <wp:simplePos x="0" y="0"/>
             <wp:positionH relativeFrom="margin">
               <wp:align>right</wp:align>
@@ -16,7 +16,7 @@
             <wp:positionV relativeFrom="margin">
               <wp:align>top</wp:align>
             </wp:positionV>
-            <wp:extent cx="863600" cy="863600"/>
+            <wp:extent cx="965200" cy="965200"/>
             <wp:effectExtent t="0" r="0" b="0" l="0"/>
             <wp:wrapSquare wrapText="left" distL="182880"/>
             <wp:docPr id="2" name="Naun Flores" descr="Naun Flores" title="Naun Flores"/>
@@ -42,7 +42,7 @@
                   <pic:spPr bwMode="auto">
                     <a:xfrm>
                       <a:off x="0" y="0"/>
-                      <a:ext cx="863600" cy="863600"/>
+                      <a:ext cx="965200" cy="965200"/>
                     </a:xfrm>
                     <a:prstGeom prst="rect">
                       <a:avLst/>
@@ -59,16 +59,46 @@
       </w:r>
     </w:p>
     <w:p>
-      <w:r>
-        <w:t xml:space="preserve">Consultor de tecnología y desarrollador de software. Developer Senior Odoo. Implemento sistemas de gestión e inventario en empresas grandes.</w:t>
-      </w:r>
-    </w:p>
-    <w:p>
-      <w:r>
-        <w:rPr>
-          <w:color w:val="333333"/>
-        </w:rPr>
-        <w:t xml:space="preserve">El Salvador | linkedin.com/in/naun-flores-485051174 | github.com/naunflores620</w:t>
+      <w:pPr>
+        <w:spacing w:after="20"/>
+      </w:pPr>
+      <w:r>
+        <w:rPr>
+          <w:b/>
+          <w:bCs/>
+          <w:sz w:val="24"/>
+          <w:szCs w:val="24"/>
+        </w:rPr>
+        <w:t xml:space="preserve">Consultor de tecnología y desarrollador de software</w:t>
+      </w:r>
+    </w:p>
+    <w:p>
+      <w:pPr>
+        <w:spacing w:after="100"/>
+      </w:pPr>
+      <w:r>
+        <w:rPr>
+          <w:color w:val="5F6773"/>
+          <w:sz w:val="20"/>
+          <w:szCs w:val="20"/>
+        </w:rPr>
+        <w:t xml:space="preserve">Developer Senior Odoo. Implemento sistemas de gestión e inventario en empresas grandes.</w:t>
+      </w:r>
+    </w:p>
+    <w:p>
+      <w:pPr>
+        <w:pBdr>
+          <w:bottom w:val="single" w:color="111316" w:sz="16" w:space="8"/>
+        </w:pBdr>
+        <w:spacing w:after="160"/>
+      </w:pPr>
+      <w:r>
+        <w:rPr>
+          <w:color w:val="5F6773"/>
+          <w:sz w:val="18"/>
+          <w:szCs w:val="18"/>
+        </w:rPr>
+        <w:t xml:space="preserve">El Salvador | naunflores.com | linkedin.com/in/naun-flores-485051174 | github.com/naunflores620</w:t>
       </w:r>
     </w:p>
     <w:p>
@@ -95,17 +125,32 @@
     <w:p>
       <w:pPr>
         <w:pStyle w:val="Heading2"/>
+        <w:tabs>
+          <w:tab w:val="right" w:pos="9360"/>
+        </w:tabs>
       </w:pPr>
       <w:r>
         <w:t xml:space="preserve">Developer Senior Odoo, Líder de Desarrollo e Implementación</w:t>
       </w:r>
-    </w:p>
-    <w:p>
-      <w:r>
-        <w:rPr>
-          <w:color w:val="333333"/>
-        </w:rPr>
-        <w:t xml:space="preserve">GRUPO SOLUTECNO, S.A. DE C.V. | El Salvador, jornada completa | ene 2020 – Actualidad</w:t>
+      <w:r>
+        <w:rPr>
+          <w:b w:val="false"/>
+          <w:bCs w:val="false"/>
+          <w:color w:val="5F6773"/>
+          <w:sz w:val="18"/>
+          <w:szCs w:val="18"/>
+        </w:rPr>
+        <w:t xml:space="preserve">	ene 2020 – Actualidad</w:t>
+      </w:r>
+    </w:p>
+    <w:p>
+      <w:r>
+        <w:rPr>
+          <w:color w:val="5F6773"/>
+          <w:sz w:val="18"/>
+          <w:szCs w:val="18"/>
+        </w:rPr>
+        <w:t xml:space="preserve">GRUPO SOLUTECNO, S.A. DE C.V., El Salvador, jornada completa</w:t>
       </w:r>
     </w:p>
     <w:p>
@@ -115,6 +160,7 @@
           <w:ilvl w:val="0"/>
           <w:numId w:val="1"/>
         </w:numPr>
+        <w:spacing w:after="30"/>
       </w:pPr>
       <w:r>
         <w:t xml:space="preserve">Lidero el equipo de desarrollo e implementación, planificando el trabajo y cuidando los tiempos de cada proyecto.</w:t>
@@ -127,6 +173,7 @@
           <w:ilvl w:val="0"/>
           <w:numId w:val="1"/>
         </w:numPr>
+        <w:spacing w:after="30"/>
       </w:pPr>
       <w:r>
         <w:t xml:space="preserve">Coordino consultores funcionales y técnicos desde el análisis de requerimientos hasta la puesta en marcha.</w:t>
@@ -139,6 +186,7 @@
           <w:ilvl w:val="0"/>
           <w:numId w:val="1"/>
         </w:numPr>
+        <w:spacing w:after="30"/>
       </w:pPr>
       <w:r>
         <w:t xml:space="preserve">Llevo a Odoo los procesos contables y de nómina de cada cliente como consultor funcional.</w:t>
@@ -151,6 +199,7 @@
           <w:ilvl w:val="0"/>
           <w:numId w:val="1"/>
         </w:numPr>
+        <w:spacing w:after="30"/>
       </w:pPr>
       <w:r>
         <w:t xml:space="preserve">Desarrollo módulos a medida en Python, XML/QWeb y JavaScript (OWL) sobre el ORM de Odoo.</w:t>
@@ -163,6 +212,7 @@
           <w:ilvl w:val="0"/>
           <w:numId w:val="1"/>
         </w:numPr>
+        <w:spacing w:after="30"/>
       </w:pPr>
       <w:r>
         <w:t xml:space="preserve">Migro módulos y bases de datos entre versiones de Odoo conservando la información del negocio.</w:t>
@@ -175,6 +225,7 @@
           <w:ilvl w:val="0"/>
           <w:numId w:val="1"/>
         </w:numPr>
+        <w:spacing w:after="30"/>
       </w:pPr>
       <w:r>
         <w:t xml:space="preserve">Optimizo el rendimiento de vistas, reportes y tareas programadas sobre PostgreSQL.</w:t>
@@ -187,6 +238,7 @@
           <w:ilvl w:val="0"/>
           <w:numId w:val="1"/>
         </w:numPr>
+        <w:spacing w:after="30"/>
       </w:pPr>
       <w:r>
         <w:t xml:space="preserve">Integro Odoo con sistemas externos mediante sus APIs y servicios construidos con FastAPI.</w:t>
@@ -202,14 +254,17 @@
     </w:p>
     <w:p>
       <w:pPr>
-        <w:pStyle w:val="ListParagraph"/>
-        <w:numPr>
-          <w:ilvl w:val="0"/>
-          <w:numId w:val="1"/>
-        </w:numPr>
-      </w:pPr>
-      <w:r>
-        <w:t xml:space="preserve">LexOS: Un abogado virtual con toda la jurisprudencia de El Salvador.</w:t>
+        <w:spacing w:after="40"/>
+      </w:pPr>
+      <w:r>
+        <w:rPr>
+          <w:b/>
+          <w:bCs/>
+        </w:rPr>
+        <w:t xml:space="preserve">LexOS. </w:t>
+      </w:r>
+      <w:r>
+        <w:t xml:space="preserve">Un abogado virtual con toda la jurisprudencia de El Salvador.</w:t>
       </w:r>
     </w:p>
     <w:p>
@@ -222,62 +277,77 @@
     </w:p>
     <w:p>
       <w:pPr>
-        <w:pStyle w:val="ListParagraph"/>
-        <w:numPr>
-          <w:ilvl w:val="0"/>
-          <w:numId w:val="1"/>
-        </w:numPr>
-      </w:pPr>
-      <w:r>
-        <w:t xml:space="preserve">Contabilidad: Plan de cuentas, localización fiscal, conciliación bancaria, estados financieros y reportes.</w:t>
-      </w:r>
-    </w:p>
-    <w:p>
-      <w:pPr>
-        <w:pStyle w:val="ListParagraph"/>
-        <w:numPr>
-          <w:ilvl w:val="0"/>
-          <w:numId w:val="1"/>
-        </w:numPr>
-      </w:pPr>
-      <w:r>
-        <w:t xml:space="preserve">Nómina: Reglas salariales, percepciones y deducciones, prestaciones, seguridad social y recibos de pago.</w:t>
-      </w:r>
-    </w:p>
-    <w:p>
-      <w:pPr>
-        <w:pStyle w:val="ListParagraph"/>
-        <w:numPr>
-          <w:ilvl w:val="0"/>
-          <w:numId w:val="1"/>
-        </w:numPr>
-      </w:pPr>
-      <w:r>
-        <w:t xml:space="preserve">Ventas: Embudo de CRM, cotizaciones, órdenes de venta y facturación electrónica.</w:t>
-      </w:r>
-    </w:p>
-    <w:p>
-      <w:pPr>
-        <w:pStyle w:val="ListParagraph"/>
-        <w:numPr>
-          <w:ilvl w:val="0"/>
-          <w:numId w:val="1"/>
-        </w:numPr>
-      </w:pPr>
-      <w:r>
-        <w:t xml:space="preserve">Inventario: Control y valoración de existencias, trazabilidad por lotes y números de serie, catálogos grandes.</w:t>
-      </w:r>
-    </w:p>
-    <w:p>
-      <w:pPr>
-        <w:pStyle w:val="ListParagraph"/>
-        <w:numPr>
-          <w:ilvl w:val="0"/>
-          <w:numId w:val="1"/>
-        </w:numPr>
-      </w:pPr>
-      <w:r>
-        <w:t xml:space="preserve">Compras: Requisiciones, órdenes de compra y recepciones de mercancía.</w:t>
+        <w:spacing w:after="40"/>
+      </w:pPr>
+      <w:r>
+        <w:rPr>
+          <w:b/>
+          <w:bCs/>
+        </w:rPr>
+        <w:t xml:space="preserve">Contabilidad. </w:t>
+      </w:r>
+      <w:r>
+        <w:t xml:space="preserve">Plan de cuentas, localización fiscal, conciliación bancaria, estados financieros y reportes.</w:t>
+      </w:r>
+    </w:p>
+    <w:p>
+      <w:pPr>
+        <w:spacing w:after="40"/>
+      </w:pPr>
+      <w:r>
+        <w:rPr>
+          <w:b/>
+          <w:bCs/>
+        </w:rPr>
+        <w:t xml:space="preserve">Nómina. </w:t>
+      </w:r>
+      <w:r>
+        <w:t xml:space="preserve">Reglas salariales, percepciones y deducciones, prestaciones, seguridad social y recibos de pago.</w:t>
+      </w:r>
+    </w:p>
+    <w:p>
+      <w:pPr>
+        <w:spacing w:after="40"/>
+      </w:pPr>
+      <w:r>
+        <w:rPr>
+          <w:b/>
+          <w:bCs/>
+        </w:rPr>
+        <w:t xml:space="preserve">Ventas. </w:t>
+      </w:r>
+      <w:r>
+        <w:t xml:space="preserve">Embudo de CRM, cotizaciones, órdenes de venta y facturación electrónica.</w:t>
+      </w:r>
+    </w:p>
+    <w:p>
+      <w:pPr>
+        <w:spacing w:after="40"/>
+      </w:pPr>
+      <w:r>
+        <w:rPr>
+          <w:b/>
+          <w:bCs/>
+        </w:rPr>
+        <w:t xml:space="preserve">Inventario. </w:t>
+      </w:r>
+      <w:r>
+        <w:t xml:space="preserve">Control y valoración de existencias, trazabilidad por lotes y números de serie, catálogos grandes.</w:t>
+      </w:r>
+    </w:p>
+    <w:p>
+      <w:pPr>
+        <w:spacing w:after="40"/>
+      </w:pPr>
+      <w:r>
+        <w:rPr>
+          <w:b/>
+          <w:bCs/>
+        </w:rPr>
+        <w:t xml:space="preserve">Compras. </w:t>
+      </w:r>
+      <w:r>
+        <w:t xml:space="preserve">Requisiciones, órdenes de compra y recepciones de mercancía.</w:t>
       </w:r>
     </w:p>
     <w:p>
@@ -290,7 +360,7 @@
     </w:p>
     <w:p>
       <w:r>
-        <w:t xml:space="preserve">Odoo, Python, OWL, FastAPI, JavaScript, PostgreSQL, XML / QWeb, Git.</w:t>
+        <w:t xml:space="preserve">Odoo  ·  Python  ·  OWL  ·  FastAPI  ·  JavaScript  ·  PostgreSQL  ·  XML / QWeb  ·  Git</w:t>
       </w:r>
     </w:p>
     <w:p>
@@ -304,17 +374,32 @@
     <w:p>
       <w:pPr>
         <w:pStyle w:val="Heading2"/>
+        <w:tabs>
+          <w:tab w:val="right" w:pos="9360"/>
+        </w:tabs>
       </w:pPr>
       <w:r>
         <w:t xml:space="preserve">Ingeniería de Sistemas Informáticos</w:t>
       </w:r>
-    </w:p>
-    <w:p>
-      <w:r>
-        <w:rPr>
-          <w:color w:val="333333"/>
-        </w:rPr>
-        <w:t xml:space="preserve">Universidad de El Salvador | 2016–2021</w:t>
+      <w:r>
+        <w:rPr>
+          <w:b w:val="false"/>
+          <w:bCs w:val="false"/>
+          <w:color w:val="5F6773"/>
+          <w:sz w:val="18"/>
+          <w:szCs w:val="18"/>
+        </w:rPr>
+        <w:t xml:space="preserve">	2016 – 2021</w:t>
+      </w:r>
+    </w:p>
+    <w:p>
+      <w:r>
+        <w:rPr>
+          <w:color w:val="5F6773"/>
+          <w:sz w:val="18"/>
+          <w:szCs w:val="18"/>
+        </w:rPr>
+        <w:t xml:space="preserve">Universidad de El Salvador</w:t>
       </w:r>
     </w:p>
     <w:p>
@@ -327,12 +412,12 @@
     </w:p>
     <w:p>
       <w:r>
-        <w:t xml:space="preserve">Español: Nativo. Inglés: Intermedio</w:t>
+        <w:t xml:space="preserve">Español: Nativo  ·  Inglés: Intermedio</w:t>
       </w:r>
     </w:p>
     <w:sectPr>
       <w:pgSz w:w="11906" w:h="16838" w:orient="portrait"/>
-      <w:pgMar w:top="1080" w:right="1080" w:bottom="1080" w:left="1080" w:header="708" w:footer="708" w:gutter="0"/>
+      <w:pgMar w:top="720" w:right="1008" w:bottom="720" w:left="1008" w:header="708" w:footer="708" w:gutter="0"/>
       <w:pgNumType/>
       <w:docGrid w:linePitch="360"/>
     </w:sectPr>
@@ -515,13 +600,14 @@
     <w:rPrDefault>
       <w:rPr>
         <w:rFonts w:ascii="Arial" w:cs="Arial" w:eastAsia="Arial" w:hAnsi="Arial"/>
-        <w:sz w:val="21"/>
-        <w:szCs w:val="21"/>
+        <w:color w:val="111316"/>
+        <w:sz w:val="19"/>
+        <w:szCs w:val="19"/>
       </w:rPr>
     </w:rPrDefault>
     <w:pPrDefault>
       <w:pPr>
-        <w:spacing w:after="80"/>
+        <w:spacing w:after="60"/>
       </w:pPr>
     </w:pPrDefault>
   </w:docDefaults>
@@ -687,15 +773,15 @@
     <w:name w:val="Title"/>
     <w:basedOn w:val="Normal"/>
     <w:pPr>
-      <w:spacing w:after="80"/>
+      <w:spacing w:after="60"/>
     </w:pPr>
     <w:rPr>
       <w:rFonts w:ascii="Arial" w:cs="Arial" w:eastAsia="Arial" w:hAnsi="Arial"/>
       <w:b/>
       <w:bCs/>
-      <w:color w:val="000000"/>
-      <w:sz w:val="40"/>
-      <w:szCs w:val="40"/>
+      <w:color w:val="111316"/>
+      <w:sz w:val="52"/>
+      <w:szCs w:val="52"/>
     </w:rPr>
   </w:style>
   <w:style w:type="paragraph" w:styleId="Heading1">
@@ -703,15 +789,18 @@
     <w:basedOn w:val="Normal"/>
     <w:next w:val="Normal"/>
     <w:pPr>
-      <w:spacing w:after="80" w:before="280"/>
+      <w:pBdr>
+        <w:bottom w:val="single" w:color="D5DAE1" w:sz="6" w:space="2"/>
+      </w:pBdr>
+      <w:spacing w:after="80" w:before="220"/>
     </w:pPr>
     <w:rPr>
       <w:rFonts w:ascii="Arial" w:cs="Arial" w:eastAsia="Arial" w:hAnsi="Arial"/>
       <w:b/>
       <w:bCs/>
-      <w:color w:val="000000"/>
-      <w:sz w:val="24"/>
-      <w:szCs w:val="24"/>
+      <w:color w:val="111316"/>
+      <w:sz w:val="21"/>
+      <w:szCs w:val="21"/>
     </w:rPr>
   </w:style>
   <w:style w:type="paragraph" w:styleId="Heading2">
@@ -719,15 +808,15 @@
     <w:basedOn w:val="Normal"/>
     <w:next w:val="Normal"/>
     <w:pPr>
-      <w:spacing w:after="0" w:before="160"/>
+      <w:spacing w:after="0" w:before="80"/>
     </w:pPr>
     <w:rPr>
       <w:rFonts w:ascii="Arial" w:cs="Arial" w:eastAsia="Arial" w:hAnsi="Arial"/>
       <w:b/>
       <w:bCs/>
-      <w:color w:val="000000"/>
-      <w:sz w:val="21"/>
-      <w:szCs w:val="21"/>
+      <w:color w:val="111316"/>
+      <w:sz w:val="20"/>
+      <w:szCs w:val="20"/>
     </w:rPr>
   </w:style>
 </w:styles>

--- a/public/cv/Naun_Flores_CV_ES.docx
+++ b/public/cv/Naun_Flores_CV_ES.docx
@@ -33,7 +33,7 @@
                     </pic:cNvPicPr>
                   </pic:nvPicPr>
                   <pic:blipFill>
-                    <a:blip r:embed="rId7" cstate="none"/>
+                    <a:blip r:embed="rId11" cstate="none"/>
                     <a:srcRect/>
                     <a:stretch>
                       <a:fillRect/>
@@ -60,7 +60,7 @@
     </w:p>
     <w:p>
       <w:pPr>
-        <w:spacing w:after="20"/>
+        <w:spacing w:after="100"/>
       </w:pPr>
       <w:r>
         <w:rPr>
@@ -69,20 +69,7 @@
           <w:sz w:val="24"/>
           <w:szCs w:val="24"/>
         </w:rPr>
-        <w:t xml:space="preserve">Consultor de tecnología y desarrollador de software</w:t>
-      </w:r>
-    </w:p>
-    <w:p>
-      <w:pPr>
-        <w:spacing w:after="100"/>
-      </w:pPr>
-      <w:r>
-        <w:rPr>
-          <w:color w:val="5F6773"/>
-          <w:sz w:val="20"/>
-          <w:szCs w:val="20"/>
-        </w:rPr>
-        <w:t xml:space="preserve">Developer Senior Odoo. Implemento sistemas de gestión e inventario en empresas grandes.</w:t>
+        <w:t xml:space="preserve">Desarrollador sénior Odoo · Consultor técnico-funcional</w:t>
       </w:r>
     </w:p>
     <w:p>
@@ -98,8 +85,80 @@
           <w:sz w:val="18"/>
           <w:szCs w:val="18"/>
         </w:rPr>
-        <w:t xml:space="preserve">El Salvador | naunflores.com | linkedin.com/in/naun-flores-485051174 | github.com/naunflores620</w:t>
-      </w:r>
+        <w:t xml:space="preserve">El Salvador</w:t>
+      </w:r>
+      <w:r>
+        <w:rPr>
+          <w:color w:val="D5DAE1"/>
+          <w:sz w:val="18"/>
+          <w:szCs w:val="18"/>
+        </w:rPr>
+        <w:t xml:space="preserve"> | </w:t>
+      </w:r>
+      <w:hyperlink w:history="1" r:id="rId5d_uvttk1kwx6abtq5rf4">
+        <w:r>
+          <w:rPr>
+            <w:color w:val="111316"/>
+            <w:sz w:val="18"/>
+            <w:szCs w:val="18"/>
+          </w:rPr>
+          <w:t xml:space="preserve">naunflores620@gmail.com</w:t>
+        </w:r>
+      </w:hyperlink>
+      <w:r>
+        <w:rPr>
+          <w:color w:val="D5DAE1"/>
+          <w:sz w:val="18"/>
+          <w:szCs w:val="18"/>
+        </w:rPr>
+        <w:t xml:space="preserve"> | </w:t>
+      </w:r>
+      <w:hyperlink w:history="1" r:id="rIdoatk1sb9ofb4l6jprhhab">
+        <w:r>
+          <w:rPr>
+            <w:color w:val="111316"/>
+            <w:sz w:val="18"/>
+            <w:szCs w:val="18"/>
+          </w:rPr>
+          <w:t xml:space="preserve">naunflores.com</w:t>
+        </w:r>
+      </w:hyperlink>
+      <w:r>
+        <w:rPr>
+          <w:color w:val="D5DAE1"/>
+          <w:sz w:val="18"/>
+          <w:szCs w:val="18"/>
+        </w:rPr>
+        <w:t xml:space="preserve"> | </w:t>
+      </w:r>
+      <w:hyperlink w:history="1" r:id="rIdhbb9djkylqjduivtwn9tk">
+        <w:r>
+          <w:rPr>
+            <w:color w:val="111316"/>
+            <w:sz w:val="18"/>
+            <w:szCs w:val="18"/>
+          </w:rPr>
+          <w:t xml:space="preserve">LinkedIn</w:t>
+        </w:r>
+      </w:hyperlink>
+      <w:r>
+        <w:rPr>
+          <w:color w:val="D5DAE1"/>
+          <w:sz w:val="18"/>
+          <w:szCs w:val="18"/>
+        </w:rPr>
+        <w:t xml:space="preserve"> | </w:t>
+      </w:r>
+      <w:hyperlink w:history="1" r:id="rIdpawaoikpqpt0mrr12ppj2">
+        <w:r>
+          <w:rPr>
+            <w:color w:val="111316"/>
+            <w:sz w:val="18"/>
+            <w:szCs w:val="18"/>
+          </w:rPr>
+          <w:t xml:space="preserve">GitHub</w:t>
+        </w:r>
+      </w:hyperlink>
     </w:p>
     <w:p>
       <w:pPr>
@@ -111,7 +170,7 @@
     </w:p>
     <w:p>
       <w:r>
-        <w:t xml:space="preserve">Ingeniero de sistemas y consultor de tecnología que convierte procesos de negocio en software funcionando. Desde 2020 lidero implementaciones de Odoo de principio a fin en GRUPO SOLUTECNO, en todas las versiones de la 11 a la 19: análisis de requerimientos, módulos a medida en Python y OWL, migraciones de datos, integraciones con FastAPI y puesta en marcha. Me especializo en contabilidad y nómina, y he implementado sistemas de gestión e inventario en operaciones grandes. También construyo productos propios, como LexOS, un abogado virtual con toda la jurisprudencia de El Salvador.</w:t>
+        <w:t xml:space="preserve">Desarrollador sénior Odoo y consultor técnico-funcional, trabajando con Odoo desde 2020. Acompaño a las empresas desde el análisis de procesos hasta la puesta en marcha: requerimientos, desarrollo a medida, integraciones y migración de datos. Mi diferencial es combinar el desarrollo con conocimiento funcional de contabilidad y nómina, para que lo que construyo encaje con la operación real del negocio, incluidos procesos de gestión e inventario en operaciones grandes.</w:t>
       </w:r>
     </w:p>
     <w:p>
@@ -130,7 +189,7 @@
         </w:tabs>
       </w:pPr>
       <w:r>
-        <w:t xml:space="preserve">Developer Senior Odoo, Líder de Desarrollo e Implementación</w:t>
+        <w:t xml:space="preserve">Desarrollador sénior Odoo, Líder de Desarrollo e Implementación</w:t>
       </w:r>
       <w:r>
         <w:rPr>
@@ -163,7 +222,7 @@
         <w:spacing w:after="30"/>
       </w:pPr>
       <w:r>
-        <w:t xml:space="preserve">Lidero el equipo de desarrollo e implementación, planificando el trabajo y cuidando los tiempos de cada proyecto.</w:t>
+        <w:t xml:space="preserve">Lidero el equipo de desarrollo e implementación y coordino a consultores funcionales y técnicos desde el análisis de requerimientos hasta la puesta en marcha.</w:t>
       </w:r>
     </w:p>
     <w:p>
@@ -176,7 +235,7 @@
         <w:spacing w:after="30"/>
       </w:pPr>
       <w:r>
-        <w:t xml:space="preserve">Coordino consultores funcionales y técnicos desde el análisis de requerimientos hasta la puesta en marcha.</w:t>
+        <w:t xml:space="preserve">Traduzco los procesos contables y de nómina de cada cliente a configuración y funcionalidad a medida en Odoo como consultor técnico-funcional.</w:t>
       </w:r>
     </w:p>
     <w:p>
@@ -189,7 +248,7 @@
         <w:spacing w:after="30"/>
       </w:pPr>
       <w:r>
-        <w:t xml:space="preserve">Llevo a Odoo los procesos contables y de nómina de cada cliente como consultor funcional.</w:t>
+        <w:t xml:space="preserve">Implemento procesos de gestión e inventario en empresas con operaciones grandes.</w:t>
       </w:r>
     </w:p>
     <w:p>
@@ -202,7 +261,7 @@
         <w:spacing w:after="30"/>
       </w:pPr>
       <w:r>
-        <w:t xml:space="preserve">Desarrollo módulos a medida en Python, XML/QWeb y JavaScript (OWL) sobre el ORM de Odoo.</w:t>
+        <w:t xml:space="preserve">Desarrollo módulos a medida con el ORM de Odoo, Python, XML/QWeb y OWL, y optimizo vistas, reportes y tareas programadas lentas sobre PostgreSQL.</w:t>
       </w:r>
     </w:p>
     <w:p>
@@ -215,7 +274,7 @@
         <w:spacing w:after="30"/>
       </w:pPr>
       <w:r>
-        <w:t xml:space="preserve">Migro módulos y bases de datos entre versiones de Odoo conservando la información del negocio.</w:t>
+        <w:t xml:space="preserve">Migro módulos y bases de datos entre versiones de Odoo, de la 11 a la 19, conservando la información del negocio.</w:t>
       </w:r>
     </w:p>
     <w:p>
@@ -228,19 +287,6 @@
         <w:spacing w:after="30"/>
       </w:pPr>
       <w:r>
-        <w:t xml:space="preserve">Optimizo el rendimiento de vistas, reportes y tareas programadas sobre PostgreSQL.</w:t>
-      </w:r>
-    </w:p>
-    <w:p>
-      <w:pPr>
-        <w:pStyle w:val="ListParagraph"/>
-        <w:numPr>
-          <w:ilvl w:val="0"/>
-          <w:numId w:val="1"/>
-        </w:numPr>
-        <w:spacing w:after="30"/>
-      </w:pPr>
-      <w:r>
         <w:t xml:space="preserve">Integro Odoo con sistemas externos mediante sus APIs y servicios construidos con FastAPI.</w:t>
       </w:r>
     </w:p>
@@ -264,7 +310,7 @@
         <w:t xml:space="preserve">LexOS. </w:t>
       </w:r>
       <w:r>
-        <w:t xml:space="preserve">Un abogado virtual con toda la jurisprudencia de El Salvador.</w:t>
+        <w:t xml:space="preserve">Producto propio: un asistente legal virtual construido sobre jurisprudencia de El Salvador.</w:t>
       </w:r>
     </w:p>
     <w:p>
@@ -272,7 +318,7 @@
         <w:pStyle w:val="Heading1"/>
       </w:pPr>
       <w:r>
-        <w:t xml:space="preserve">Áreas funcionales</w:t>
+        <w:t xml:space="preserve">Habilidades técnicas</w:t>
       </w:r>
     </w:p>
     <w:p>
@@ -284,10 +330,10 @@
           <w:b/>
           <w:bCs/>
         </w:rPr>
-        <w:t xml:space="preserve">Contabilidad. </w:t>
-      </w:r>
-      <w:r>
-        <w:t xml:space="preserve">Plan de cuentas, localización fiscal, conciliación bancaria, estados financieros y reportes.</w:t>
+        <w:t xml:space="preserve">Desarrollo Odoo. </w:t>
+      </w:r>
+      <w:r>
+        <w:t xml:space="preserve">Odoo ORM, Módulos a medida, XML / QWeb, OWL.</w:t>
       </w:r>
     </w:p>
     <w:p>
@@ -299,10 +345,10 @@
           <w:b/>
           <w:bCs/>
         </w:rPr>
-        <w:t xml:space="preserve">Nómina. </w:t>
-      </w:r>
-      <w:r>
-        <w:t xml:space="preserve">Reglas salariales, percepciones y deducciones, prestaciones, seguridad social y recibos de pago.</w:t>
+        <w:t xml:space="preserve">Backend e integraciones. </w:t>
+      </w:r>
+      <w:r>
+        <w:t xml:space="preserve">Python, FastAPI, APIs.</w:t>
       </w:r>
     </w:p>
     <w:p>
@@ -314,10 +360,10 @@
           <w:b/>
           <w:bCs/>
         </w:rPr>
-        <w:t xml:space="preserve">Ventas. </w:t>
-      </w:r>
-      <w:r>
-        <w:t xml:space="preserve">Embudo de CRM, cotizaciones, órdenes de venta y facturación electrónica.</w:t>
+        <w:t xml:space="preserve">Frontend. </w:t>
+      </w:r>
+      <w:r>
+        <w:t xml:space="preserve">JavaScript, OWL.</w:t>
       </w:r>
     </w:p>
     <w:p>
@@ -329,10 +375,18 @@
           <w:b/>
           <w:bCs/>
         </w:rPr>
-        <w:t xml:space="preserve">Inventario. </w:t>
-      </w:r>
-      <w:r>
-        <w:t xml:space="preserve">Control y valoración de existencias, trazabilidad por lotes y números de serie, catálogos grandes.</w:t>
+        <w:t xml:space="preserve">Datos y herramientas. </w:t>
+      </w:r>
+      <w:r>
+        <w:t xml:space="preserve">PostgreSQL, Git.</w:t>
+      </w:r>
+    </w:p>
+    <w:p>
+      <w:pPr>
+        <w:pStyle w:val="Heading1"/>
+      </w:pPr>
+      <w:r>
+        <w:t xml:space="preserve">Áreas funcionales</w:t>
       </w:r>
     </w:p>
     <w:p>
@@ -344,23 +398,70 @@
           <w:b/>
           <w:bCs/>
         </w:rPr>
+        <w:t xml:space="preserve">Contabilidad. </w:t>
+      </w:r>
+      <w:r>
+        <w:t xml:space="preserve">Plan de cuentas, diarios, conciliación bancaria, estados financieros y reportes contables.</w:t>
+      </w:r>
+    </w:p>
+    <w:p>
+      <w:pPr>
+        <w:spacing w:after="40"/>
+      </w:pPr>
+      <w:r>
+        <w:rPr>
+          <w:b/>
+          <w:bCs/>
+        </w:rPr>
+        <w:t xml:space="preserve">Nómina. </w:t>
+      </w:r>
+      <w:r>
+        <w:t xml:space="preserve">Reglas salariales, percepciones y deducciones, prestaciones, seguridad social y recibos de pago.</w:t>
+      </w:r>
+    </w:p>
+    <w:p>
+      <w:pPr>
+        <w:spacing w:after="40"/>
+      </w:pPr>
+      <w:r>
+        <w:rPr>
+          <w:b/>
+          <w:bCs/>
+        </w:rPr>
+        <w:t xml:space="preserve">Inventario. </w:t>
+      </w:r>
+      <w:r>
+        <w:t xml:space="preserve">Control y valoración de existencias, trazabilidad por lote y número de serie, catálogos grandes.</w:t>
+      </w:r>
+    </w:p>
+    <w:p>
+      <w:pPr>
+        <w:spacing w:after="40"/>
+      </w:pPr>
+      <w:r>
+        <w:rPr>
+          <w:b/>
+          <w:bCs/>
+        </w:rPr>
+        <w:t xml:space="preserve">Ventas. </w:t>
+      </w:r>
+      <w:r>
+        <w:t xml:space="preserve">Embudo de CRM, cotizaciones, órdenes de venta y facturación electrónica.</w:t>
+      </w:r>
+    </w:p>
+    <w:p>
+      <w:pPr>
+        <w:spacing w:after="40"/>
+      </w:pPr>
+      <w:r>
+        <w:rPr>
+          <w:b/>
+          <w:bCs/>
+        </w:rPr>
         <w:t xml:space="preserve">Compras. </w:t>
       </w:r>
       <w:r>
-        <w:t xml:space="preserve">Requisiciones, órdenes de compra y recepciones de mercancía.</w:t>
-      </w:r>
-    </w:p>
-    <w:p>
-      <w:pPr>
-        <w:pStyle w:val="Heading1"/>
-      </w:pPr>
-      <w:r>
-        <w:t xml:space="preserve">Habilidades técnicas</w:t>
-      </w:r>
-    </w:p>
-    <w:p>
-      <w:r>
-        <w:t xml:space="preserve">Odoo  ·  Python  ·  OWL  ·  FastAPI  ·  JavaScript  ·  PostgreSQL  ·  XML / QWeb  ·  Git</w:t>
+        <w:t xml:space="preserve">Requisiciones, órdenes de compra y recepción de mercancía.</w:t>
       </w:r>
     </w:p>
     <w:p>
@@ -399,7 +500,7 @@
           <w:sz w:val="18"/>
           <w:szCs w:val="18"/>
         </w:rPr>
-        <w:t xml:space="preserve">Universidad de El Salvador</w:t>
+        <w:t xml:space="preserve">Universidad de El Salvador, Graduado</w:t>
       </w:r>
     </w:p>
     <w:p>
@@ -411,8 +512,33 @@
       </w:r>
     </w:p>
     <w:p>
-      <w:r>
-        <w:t xml:space="preserve">Español: Nativo  ·  Inglés: Intermedio</w:t>
+      <w:pPr>
+        <w:spacing w:after="40"/>
+      </w:pPr>
+      <w:r>
+        <w:rPr>
+          <w:b/>
+          <w:bCs/>
+        </w:rPr>
+        <w:t xml:space="preserve">Español. </w:t>
+      </w:r>
+      <w:r>
+        <w:t xml:space="preserve">Nativo.</w:t>
+      </w:r>
+    </w:p>
+    <w:p>
+      <w:pPr>
+        <w:spacing w:after="40"/>
+      </w:pPr>
+      <w:r>
+        <w:rPr>
+          <w:b/>
+          <w:bCs/>
+        </w:rPr>
+        <w:t xml:space="preserve">Inglés. </w:t>
+      </w:r>
+      <w:r>
+        <w:t xml:space="preserve">Intermedio, autoevaluado: documentación técnica y comunicación escrita.</w:t>
       </w:r>
     </w:p>
     <w:sectPr>

--- a/public/cv/Naun_Flores_CV_ES.docx
+++ b/public/cv/Naun_Flores_CV_ES.docx
@@ -95,7 +95,7 @@
         </w:rPr>
         <w:t xml:space="preserve"> | </w:t>
       </w:r>
-      <w:hyperlink w:history="1" r:id="rId5d_uvttk1kwx6abtq5rf4">
+      <w:hyperlink w:history="1" r:id="rIdqhf6keilfvl5tu_nquj8o">
         <w:r>
           <w:rPr>
             <w:color w:val="111316"/>
@@ -113,7 +113,7 @@
         </w:rPr>
         <w:t xml:space="preserve"> | </w:t>
       </w:r>
-      <w:hyperlink w:history="1" r:id="rIdoatk1sb9ofb4l6jprhhab">
+      <w:hyperlink w:history="1" r:id="rIdogklesjrtka2jpfbzufyw">
         <w:r>
           <w:rPr>
             <w:color w:val="111316"/>
@@ -131,7 +131,7 @@
         </w:rPr>
         <w:t xml:space="preserve"> | </w:t>
       </w:r>
-      <w:hyperlink w:history="1" r:id="rIdhbb9djkylqjduivtwn9tk">
+      <w:hyperlink w:history="1" r:id="rIdbv9-bar-k8m2pe7rj2kku">
         <w:r>
           <w:rPr>
             <w:color w:val="111316"/>
@@ -149,7 +149,7 @@
         </w:rPr>
         <w:t xml:space="preserve"> | </w:t>
       </w:r>
-      <w:hyperlink w:history="1" r:id="rIdpawaoikpqpt0mrr12ppj2">
+      <w:hyperlink w:history="1" r:id="rIdshgdexqjpxdxmknr5rs5b">
         <w:r>
           <w:rPr>
             <w:color w:val="111316"/>
@@ -170,7 +170,7 @@
     </w:p>
     <w:p>
       <w:r>
-        <w:t xml:space="preserve">Desarrollador sénior Odoo y consultor técnico-funcional, trabajando con Odoo desde 2020. Acompaño a las empresas desde el análisis de procesos hasta la puesta en marcha: requerimientos, desarrollo a medida, integraciones y migración de datos. Mi diferencial es combinar el desarrollo con conocimiento funcional de contabilidad y nómina, para que lo que construyo encaje con la operación real del negocio, incluidos procesos de gestión e inventario en operaciones grandes.</w:t>
+        <w:t xml:space="preserve">Desarrollador sénior Odoo y consultor técnico-funcional, trabajando con Odoo desde 2020. Lidero implementaciones de ERP de principio a fin que integran todas las áreas de la empresa, desde contabilidad, nómina e inventario hasta ventas, compras y producción, para empresas de El Salvador en fabricación, importación y venta, restaurantes e importación de mariscos. Mi diferencial es combinar el desarrollo con conocimiento funcional de cómo operan realmente esos negocios.</w:t>
       </w:r>
     </w:p>
     <w:p>
@@ -222,7 +222,7 @@
         <w:spacing w:after="30"/>
       </w:pPr>
       <w:r>
-        <w:t xml:space="preserve">Lidero el equipo de desarrollo e implementación y coordino a consultores funcionales y técnicos desde el análisis de requerimientos hasta la puesta en marcha.</w:t>
+        <w:t xml:space="preserve">Dirijo un equipo de 3 desarrolladores y 2 especialistas de soporte TI, coordinando desarrollo, implementación y soporte desde el análisis de requerimientos hasta la puesta en marcha.</w:t>
       </w:r>
     </w:p>
     <w:p>
@@ -235,7 +235,7 @@
         <w:spacing w:after="30"/>
       </w:pPr>
       <w:r>
-        <w:t xml:space="preserve">Traduzco los procesos contables y de nómina de cada cliente a configuración y funcionalidad a medida en Odoo como consultor técnico-funcional.</w:t>
+        <w:t xml:space="preserve">Implemento ERP de principio a fin que integran todas las áreas del negocio, en empresas de fabricación, importación y venta, restaurantes e importación de mariscos.</w:t>
       </w:r>
     </w:p>
     <w:p>
@@ -248,7 +248,7 @@
         <w:spacing w:after="30"/>
       </w:pPr>
       <w:r>
-        <w:t xml:space="preserve">Implemento procesos de gestión e inventario en empresas con operaciones grandes.</w:t>
+        <w:t xml:space="preserve">Traduzco los procesos de cada cliente, de contabilidad y nómina a inventario y ventas, a configuración y funcionalidad a medida en Odoo como consultor técnico-funcional.</w:t>
       </w:r>
     </w:p>
     <w:p>
@@ -390,6 +390,11 @@
       </w:r>
     </w:p>
     <w:p>
+      <w:r>
+        <w:t xml:space="preserve">Integración completa de todas las áreas de la empresa en un solo ERP, para empresas de El Salvador.</w:t>
+      </w:r>
+    </w:p>
+    <w:p>
       <w:pPr>
         <w:spacing w:after="40"/>
       </w:pPr>
@@ -398,10 +403,10 @@
           <w:b/>
           <w:bCs/>
         </w:rPr>
-        <w:t xml:space="preserve">Contabilidad. </w:t>
-      </w:r>
-      <w:r>
-        <w:t xml:space="preserve">Plan de cuentas, diarios, conciliación bancaria, estados financieros y reportes contables.</w:t>
+        <w:t xml:space="preserve">Áreas. </w:t>
+      </w:r>
+      <w:r>
+        <w:t xml:space="preserve">Contabilidad, Nómina, Inventario, Fabricación, Ventas, Compras.</w:t>
       </w:r>
     </w:p>
     <w:p>
@@ -413,55 +418,10 @@
           <w:b/>
           <w:bCs/>
         </w:rPr>
-        <w:t xml:space="preserve">Nómina. </w:t>
-      </w:r>
-      <w:r>
-        <w:t xml:space="preserve">Reglas salariales, percepciones y deducciones, prestaciones, seguridad social y recibos de pago.</w:t>
-      </w:r>
-    </w:p>
-    <w:p>
-      <w:pPr>
-        <w:spacing w:after="40"/>
-      </w:pPr>
-      <w:r>
-        <w:rPr>
-          <w:b/>
-          <w:bCs/>
-        </w:rPr>
-        <w:t xml:space="preserve">Inventario. </w:t>
-      </w:r>
-      <w:r>
-        <w:t xml:space="preserve">Control y valoración de existencias, trazabilidad por lote y número de serie, catálogos grandes.</w:t>
-      </w:r>
-    </w:p>
-    <w:p>
-      <w:pPr>
-        <w:spacing w:after="40"/>
-      </w:pPr>
-      <w:r>
-        <w:rPr>
-          <w:b/>
-          <w:bCs/>
-        </w:rPr>
-        <w:t xml:space="preserve">Ventas. </w:t>
-      </w:r>
-      <w:r>
-        <w:t xml:space="preserve">Embudo de CRM, cotizaciones, órdenes de venta y facturación electrónica.</w:t>
-      </w:r>
-    </w:p>
-    <w:p>
-      <w:pPr>
-        <w:spacing w:after="40"/>
-      </w:pPr>
-      <w:r>
-        <w:rPr>
-          <w:b/>
-          <w:bCs/>
-        </w:rPr>
-        <w:t xml:space="preserve">Compras. </w:t>
-      </w:r>
-      <w:r>
-        <w:t xml:space="preserve">Requisiciones, órdenes de compra y recepción de mercancía.</w:t>
+        <w:t xml:space="preserve">Sectores. </w:t>
+      </w:r>
+      <w:r>
+        <w:t xml:space="preserve">Fabricación, Importación y venta, Restaurantes, Importación de mariscos.</w:t>
       </w:r>
     </w:p>
     <w:p>
